--- a/docs/proyecto02/Estrategia_Alternativa_Proyecto02.docx
+++ b/docs/proyecto02/Estrategia_Alternativa_Proyecto02.docx
@@ -393,7 +393,7 @@
           <w:szCs w:val="28"/>
           <w:lang w:val="es-ES"/>
         </w:rPr>
-        <w:t xml:space="preserve">GUATEMALA, </w:t>
+        <w:t xml:space="preserve">GUATEMALA, 21 de octubre de 2026</w:t>
       </w:r>
       <w:r>
         <w:rPr>
@@ -405,7 +405,7 @@
           <w:szCs w:val="28"/>
           <w:lang w:val="es-ES"/>
         </w:rPr>
-        <w:t>14</w:t>
+        <w:t/>
       </w:r>
       <w:r>
         <w:rPr>
@@ -417,7 +417,7 @@
           <w:szCs w:val="28"/>
           <w:lang w:val="es-ES"/>
         </w:rPr>
-        <w:t xml:space="preserve"> de </w:t>
+        <w:t xml:space="preserve"/>
       </w:r>
       <w:r>
         <w:rPr>
@@ -429,7 +429,7 @@
           <w:szCs w:val="28"/>
           <w:lang w:val="es-ES"/>
         </w:rPr>
-        <w:t>octubre</w:t>
+        <w:t/>
       </w:r>
       <w:r>
         <w:rPr>
@@ -441,7 +441,7 @@
           <w:szCs w:val="28"/>
           <w:lang w:val="es-ES"/>
         </w:rPr>
-        <w:t xml:space="preserve"> de 2026</w:t>
+        <w:t xml:space="preserve"/>
       </w:r>
     </w:p>
     <w:p>
@@ -535,7 +535,7 @@
         <w:t xml:space="preserve">Buscar:</w:t>
       </w:r>
       <w:r>
-        <w:t xml:space="preserve"> cada proceso prueba las claves de su bloque en orden ascendente. Para cada candidata la convierte a 16 bytes, descifra el primer bloque del texto cifrado y compara los bytes 5 a 15 con "es una prue"; solo si coinciden descifra el segundo bloque y confirma la frase "es una prueba de".</w:t>
+        <w:t xml:space="preserve"> cada proceso prueba las claves de su bloque en orden ascendente. Para cada candidata la convierte a 16 bytes, descifra el mensaje completo (48 bytes, tres bloques) y busca la frase "es una prueba de" en cualquier posición; si aparece, confirma con el relleno PKCS#7.</w:t>
       </w:r>
     </w:p>
     <w:p>
@@ -555,29 +555,7 @@
         <w:t xml:space="preserve">Avisar:</w:t>
       </w:r>
       <w:r>
-        <w:t xml:space="preserve"> el proceso que encuentra la clave la envía a los demás con </w:t>
-      </w:r>
-      <w:r>
-        <w:rPr>
-          <w:rFonts w:ascii="Consolas" w:hAnsi="Consolas" w:cs="Consolas"/>
-          <w:sz w:val="19"/>
-          <w:szCs w:val="19"/>
-        </w:rPr>
-        <w:t xml:space="preserve">MPI_Send</w:t>
-      </w:r>
-      <w:r>
-        <w:t xml:space="preserve"> (mensaje </w:t>
-      </w:r>
-      <w:r>
-        <w:rPr>
-          <w:rFonts w:ascii="Consolas" w:hAnsi="Consolas" w:cs="Consolas"/>
-          <w:sz w:val="19"/>
-          <w:szCs w:val="19"/>
-        </w:rPr>
-        <w:t xml:space="preserve">FOUND</w:t>
-      </w:r>
-      <w:r>
-        <w:t xml:space="preserve">).</w:t>
+        <w:t xml:space="preserve"> el proceso que encuentra la clave la envía a cada uno de los demás con MPI_Isend (mensaje FOUND), sin bloquearse.</w:t>
       </w:r>
     </w:p>
     <w:p>
@@ -597,18 +575,7 @@
         <w:t xml:space="preserve">Terminar:</w:t>
       </w:r>
       <w:r>
-        <w:t xml:space="preserve"> los demás revisan con </w:t>
-      </w:r>
-      <w:r>
-        <w:rPr>
-          <w:rFonts w:ascii="Consolas" w:hAnsi="Consolas" w:cs="Consolas"/>
-          <w:sz w:val="19"/>
-          <w:szCs w:val="19"/>
-        </w:rPr>
-        <w:t xml:space="preserve">MPI_Iprobe</w:t>
-      </w:r>
-      <w:r>
-        <w:t xml:space="preserve">, cada 4096 intentos y sin bloquearse, si llegó el aviso; si llegó, dejan de buscar. Si nadie la encuentra, cada proceso termina su bloque y el proceso 0 informa que la clave no fue encontrada.</w:t>
+        <w:t xml:space="preserve"> los demás revisan con MPI_Iprobe, cada 4096 candidatas y sin bloquearse, si llegó el aviso; si llegó, lo reciben y dejan de buscar. Si nadie la encuentra, cada proceso termina su bloque y el proceso 0 informa que la clave no fue encontrada.</w:t>
       </w:r>
     </w:p>
     <w:p>
@@ -704,7 +671,7 @@
           <w:sz w:val="19"/>
           <w:szCs w:val="19"/>
         </w:rPr>
-        <w:t xml:space="preserve">      si probar(k): enviar FOUND a los demás; terminar</w:t>
+        <w:t xml:space="preserve">      si probar_clave(k): MPI_Isend FOUND a los demás; terminar</w:t>
       </w:r>
     </w:p>
     <w:p>
@@ -720,7 +687,7 @@
           <w:sz w:val="19"/>
           <w:szCs w:val="19"/>
         </w:rPr>
-        <w:t xml:space="preserve">      cada 4096 intentos: si hay FOUND: recibir; terminar</w:t>
+        <w:t xml:space="preserve">      cada 4096 candidatas: si MPI_Iprobe(FOUND): recibir; terminar</w:t>
       </w:r>
     </w:p>
     <w:p>
@@ -1130,40 +1097,7 @@
         <w:jc w:val="both"/>
       </w:pPr>
       <w:r>
-        <w:t xml:space="preserve">La búsqueda es independiente: los procesos no se comunican mientras prueban claves. La única comunicación es el aviso </w:t>
-      </w:r>
-      <w:r>
-        <w:rPr>
-          <w:rFonts w:ascii="Consolas" w:hAnsi="Consolas" w:cs="Consolas"/>
-          <w:sz w:val="19"/>
-          <w:szCs w:val="19"/>
-        </w:rPr>
-        <w:t xml:space="preserve">FOUND</w:t>
-      </w:r>
-      <w:r>
-        <w:t xml:space="preserve"> cuando alguno encuentra la clave y la sincronización final con </w:t>
-      </w:r>
-      <w:r>
-        <w:rPr>
-          <w:rFonts w:ascii="Consolas" w:hAnsi="Consolas" w:cs="Consolas"/>
-          <w:sz w:val="19"/>
-          <w:szCs w:val="19"/>
-        </w:rPr>
-        <w:t xml:space="preserve">MPI_Barrier</w:t>
-      </w:r>
-      <w:r>
-        <w:t xml:space="preserve"> y </w:t>
-      </w:r>
-      <w:r>
-        <w:rPr>
-          <w:rFonts w:ascii="Consolas" w:hAnsi="Consolas" w:cs="Consolas"/>
-          <w:sz w:val="19"/>
-          <w:szCs w:val="19"/>
-        </w:rPr>
-        <w:t xml:space="preserve">MPI_Reduce</w:t>
-      </w:r>
-      <w:r>
-        <w:t xml:space="preserve">, donde el proceso 0 reúne el tiempo máximo e imprime el resultado. La Figura 1 compara ambos repartos.</w:t>
+        <w:t xml:space="preserve">La búsqueda es independiente: los procesos no se comunican mientras prueban claves. Antes de empezar, el proceso 0 difunde el mensaje cifrado con MPI_Bcast y todos se sincronizan con MPI_Barrier para medir desde el mismo instante. Durante la búsqueda la única comunicación es el aviso FOUND; al final, MPI_Allreduce y MPI_Reduce reúnen la clave, el proceso que la halló, el tiempo máximo y las claves probadas, y se reciben los avisos pendientes antes de MPI_Finalize. La Figura 1 compara ambos repartos.</w:t>
       </w:r>
     </w:p>
     <w:p>
@@ -1249,13 +1183,13 @@
         <w:jc w:val="both"/>
       </w:pPr>
       <w:r>
-        <w:t xml:space="preserve">En una búsqueda por fuerza bruta el tiempo depende de cuántas claves se prueban antes de llegar a la correcta. En la estrategia del inciso 2, el reparto intercalado, el proceso r prueba k = r, r + p, r + 2p, … y todos avanzan desde el inicio del rango; la clave en la posición k se encuentra tras unos k / p intentos. </w:t>
+        <w:t xml:space="preserve">En una búsqueda por fuerza bruta el tiempo depende de cuántas claves se prueban antes de llegar a la correcta. En la estrategia base del inciso 2, el reparto intercalado, el proceso r prueba k = r, r + p, r + 2p, … y todos avanzan desde el inicio del rango; la clave en la posición k se encuentra tras unos k / p intentos.</w:t>
       </w:r>
       <w:r>
         <w:rPr>
           <w:highlight w:val="yellow"/>
         </w:rPr>
-        <w:t xml:space="preserve">[PENDIENTE: confirmar con el integrante que hizo el MPI del Laboratorio 03 que su reparto es el intercalado]</w:t>
+        <w:t xml:space="preserve"/>
       </w:r>
     </w:p>
     <w:p>
@@ -1265,7 +1199,7 @@
         <w:jc w:val="both"/>
       </w:pPr>
       <w:r>
-        <w:t xml:space="preserve">Con bloques, el tiempo depende de la posición de la clave dentro del bloque y no de su posición en todo el rango. Las claves 2^56/4 y 2^56/4 + 1 son justamente la primera y la segunda del bloque del proceso 1, así que se encuentran de inmediato. Con el reparto intercalado, en cambio, deben recorrerse unas 2^52 claves por proceso. La tabla resume los intentos del proceso que posee cada clave y el tiempo estimado con v ≈ 2.7×10^6 claves/s por proceso, tasa medida en el Laboratorio 03.</w:t>
+        <w:t xml:space="preserve">Con bloques, el tiempo depende de la posición de la clave dentro del bloque y no de su posición en todo el rango. Las claves 2^56/4 y 2^56/4 + 1 son justamente la primera y la segunda del bloque del proceso 1, así que se encuentran de inmediato. Con el reparto intercalado, en cambio, deben recorrerse unas 2^52 claves por proceso. La tabla resume los intentos del proceso que posee cada clave y los tiempos medidos con -np 4; cuando la búsqueda no termina se indica la estimación con la tasa medida v ≈ 6.21×10^6 claves/s por proceso.</w:t>
       </w:r>
     </w:p>
     <w:tbl>
@@ -1380,7 +1314,7 @@
                 <w:sz w:val="18"/>
                 <w:szCs w:val="18"/>
               </w:rPr>
-              <w:t xml:space="preserve">Tiempo estimado (intercalada / bloques)</w:t>
+              <w:t xml:space="preserve">Tiempo medido con -np 4 (intercalada / bloques)</w:t>
             </w:r>
           </w:p>
         </w:tc>
@@ -1461,7 +1395,7 @@
                 <w:sz w:val="18"/>
                 <w:szCs w:val="18"/>
               </w:rPr>
-              <w:t xml:space="preserve">≈ 11 ms / ≈ 45 ms</w:t>
+              <w:t xml:space="preserve">4.94 ms / 19.93 ms</w:t>
             </w:r>
           </w:p>
         </w:tc>
@@ -1542,7 +1476,7 @@
                 <w:sz w:val="18"/>
                 <w:szCs w:val="18"/>
               </w:rPr>
-              <w:t xml:space="preserve">≈ 52 años / inmediato</w:t>
+              <w:t xml:space="preserve">no termina (≈ 23.1 años) / 1.25 ms</w:t>
             </w:r>
           </w:p>
         </w:tc>
@@ -1619,7 +1553,7 @@
                 <w:sz w:val="18"/>
                 <w:szCs w:val="18"/>
               </w:rPr>
-              <w:t xml:space="preserve">≈ 52 años / inmediato</w:t>
+              <w:t xml:space="preserve">no termina (≈ 22.8 años) / 756.80 µs</w:t>
             </w:r>
           </w:p>
         </w:tc>
@@ -1636,13 +1570,7 @@
         <w:jc w:val="both"/>
       </w:pPr>
       <w:r>
-        <w:t xml:space="preserve">Por eso la estrategia por bloques reduce el tiempo de búsqueda para las claves cercanas al inicio de algún bloque, como las de las pruebas b) y c): pasa de unos 52 años, que impiden medir la prueba, a un tiempo prácticamente nulo. </w:t>
-      </w:r>
-      <w:r>
-        <w:rPr>
-          <w:highlight w:val="yellow"/>
-        </w:rPr>
-        <w:t xml:space="preserve">[PENDIENTE: reemplazar las estimaciones por los tiempos medidos]</w:t>
+        <w:t xml:space="preserve">Por eso la estrategia por bloques reduce el tiempo de búsqueda para las claves cercanas al inicio de algún bloque, como las de las pruebas b) y c): pasa de ≈ 23.1 años (estimado; la búsqueda se cortó a los 30 s sin encontrarla) a 1.25 ms y 756.80 µs.</w:t>
       </w:r>
     </w:p>
     <w:p>
@@ -1655,10 +1583,10 @@
           <w:b/>
           <w:bCs/>
         </w:rPr>
-        <w:t xml:space="preserve">Limitación.</w:t>
-      </w:r>
-      <w:r>
-        <w:t xml:space="preserve"> La mejora no es general. Para una clave pequeña, como 123456, el reparto intercalado es unas 4 veces más rápido, porque los 4 procesos trabajan sobre las claves del inicio, mientras que con bloques solo trabaja el proceso 0. Para una clave elegida al azar, las dos estrategias tienen el mismo tiempo esperado, N / (2·p·v), y el mismo peor caso, N / (p·v). La ventaja de los bloques aparece con claves estructuradas, como los límites de bloque.</w:t>
+        <w:t xml:space="preserve">Limitación. La mejora no es general. Para una clave pequeña, como 123456, el reparto intercalado es unas 4 veces más rápido en teoría (4.94 ms frente a 19.93 ms medidos), porque los 4 procesos trabajan sobre las claves del inicio, mientras que con bloques solo trabaja el proceso 0. Para una clave elegida al azar, las dos estrategias tienen el mismo tiempo esperado, N / (2·p·v), y el mismo peor caso, N / (p·v). La ventaja de los bloques aparece con claves estructuradas, como los límites de bloque.</w:t>
+      </w:r>
+      <w:r>
+        <w:t xml:space="preserve"/>
       </w:r>
     </w:p>
     <w:sectPr>
